--- a/golf/pga_drive_putt/PGACorrelationsWithTech.docx
+++ b/golf/pga_drive_putt/PGACorrelationsWithTech.docx
@@ -1,6 +1,6 @@
 
 <file path=word/document.xml><?xml version="1.0" encoding="utf-8"?>
-<w:document xmlns:wpc="http://schemas.microsoft.com/office/word/2010/wordprocessingCanvas" xmlns:cx="http://schemas.microsoft.com/office/drawing/2014/chartex" xmlns:cx1="http://schemas.microsoft.com/office/drawing/2015/9/8/chartex" xmlns:cx2="http://schemas.microsoft.com/office/drawing/2015/10/21/chartex" xmlns:cx3="http://schemas.microsoft.com/office/drawing/2016/5/9/chartex" xmlns:cx4="http://schemas.microsoft.com/office/drawing/2016/5/10/chartex" xmlns:cx5="http://schemas.microsoft.com/office/drawing/2016/5/11/chartex" xmlns:cx6="http://schemas.microsoft.com/office/drawing/2016/5/12/chartex" xmlns:cx7="http://schemas.microsoft.com/office/drawing/2016/5/13/chartex" xmlns:cx8="http://schemas.microsoft.com/office/drawing/2016/5/14/chartex" xmlns:mc="http://schemas.openxmlformats.org/markup-compatibility/2006" xmlns:aink="http://schemas.microsoft.com/office/drawing/2016/ink" xmlns:am3d="http://schemas.microsoft.com/office/drawing/2017/model3d" xmlns:o="urn:schemas-microsoft-com:office:office" xmlns:oel="http://schemas.microsoft.com/office/2019/extlst" xmlns:r="http://schemas.openxmlformats.org/officeDocument/2006/relationships" xmlns:m="http://schemas.openxmlformats.org/officeDocument/2006/math" xmlns:v="urn:schemas-microsoft-com:vml" xmlns:wp14="http://schemas.microsoft.com/office/word/2010/wordprocessingDrawing" xmlns:wp="http://schemas.openxmlformats.org/drawingml/2006/wordprocessingDrawing" xmlns:w10="urn:schemas-microsoft-com:office:word" xmlns:w="http://schemas.openxmlformats.org/wordprocessingml/2006/main" xmlns:w14="http://schemas.microsoft.com/office/word/2010/wordml" xmlns:w15="http://schemas.microsoft.com/office/word/2012/wordml" xmlns:w16cex="http://schemas.microsoft.com/office/word/2018/wordml/cex" xmlns:w16cid="http://schemas.microsoft.com/office/word/2016/wordml/cid" xmlns:w16="http://schemas.microsoft.com/office/word/2018/wordml" xmlns:w16du="http://schemas.microsoft.com/office/word/2023/wordml/word16du" xmlns:w16sdtdh="http://schemas.microsoft.com/office/word/2020/wordml/sdtdatahash" xmlns:w16se="http://schemas.microsoft.com/office/word/2015/wordml/symex" xmlns:wpg="http://schemas.microsoft.com/office/word/2010/wordprocessingGroup" xmlns:wpi="http://schemas.microsoft.com/office/word/2010/wordprocessingInk" xmlns:wne="http://schemas.microsoft.com/office/word/2006/wordml" xmlns:wps="http://schemas.microsoft.com/office/word/2010/wordprocessingShape" mc:Ignorable="w14 w15 w16se w16cid w16 w16cex w16sdtdh wp14">
+<w:document xmlns:wpc="http://schemas.microsoft.com/office/word/2010/wordprocessingCanvas" xmlns:cx="http://schemas.microsoft.com/office/drawing/2014/chartex" xmlns:cx1="http://schemas.microsoft.com/office/drawing/2015/9/8/chartex" xmlns:cx2="http://schemas.microsoft.com/office/drawing/2015/10/21/chartex" xmlns:cx3="http://schemas.microsoft.com/office/drawing/2016/5/9/chartex" xmlns:cx4="http://schemas.microsoft.com/office/drawing/2016/5/10/chartex" xmlns:cx5="http://schemas.microsoft.com/office/drawing/2016/5/11/chartex" xmlns:cx6="http://schemas.microsoft.com/office/drawing/2016/5/12/chartex" xmlns:cx7="http://schemas.microsoft.com/office/drawing/2016/5/13/chartex" xmlns:cx8="http://schemas.microsoft.com/office/drawing/2016/5/14/chartex" xmlns:mc="http://schemas.openxmlformats.org/markup-compatibility/2006" xmlns:aink="http://schemas.microsoft.com/office/drawing/2016/ink" xmlns:am3d="http://schemas.microsoft.com/office/drawing/2017/model3d" xmlns:o="urn:schemas-microsoft-com:office:office" xmlns:oel="http://schemas.microsoft.com/office/2019/extlst" xmlns:r="http://schemas.openxmlformats.org/officeDocument/2006/relationships" xmlns:m="http://schemas.openxmlformats.org/officeDocument/2006/math" xmlns:v="urn:schemas-microsoft-com:vml" xmlns:wp14="http://schemas.microsoft.com/office/word/2010/wordprocessingDrawing" xmlns:wp="http://schemas.openxmlformats.org/drawingml/2006/wordprocessingDrawing" xmlns:w10="urn:schemas-microsoft-com:office:word" xmlns:w="http://schemas.openxmlformats.org/wordprocessingml/2006/main" xmlns:w14="http://schemas.microsoft.com/office/word/2010/wordml" xmlns:w15="http://schemas.microsoft.com/office/word/2012/wordml" xmlns:w16cex="http://schemas.microsoft.com/office/word/2018/wordml/cex" xmlns:w16cid="http://schemas.microsoft.com/office/word/2016/wordml/cid" xmlns:w16="http://schemas.microsoft.com/office/word/2018/wordml" xmlns:w16du="http://schemas.microsoft.com/office/word/2023/wordml/word16du" xmlns:w16sdtdh="http://schemas.microsoft.com/office/word/2020/wordml/sdtdatahash" xmlns:w16sdtfl="http://schemas.microsoft.com/office/word/2024/wordml/sdtformatlock" xmlns:w16se="http://schemas.microsoft.com/office/word/2015/wordml/symex" xmlns:wpg="http://schemas.microsoft.com/office/word/2010/wordprocessingGroup" xmlns:wpi="http://schemas.microsoft.com/office/word/2010/wordprocessingInk" xmlns:wne="http://schemas.microsoft.com/office/word/2006/wordml" xmlns:wps="http://schemas.microsoft.com/office/word/2010/wordprocessingShape" mc:Ignorable="w14 w15 w16se w16cid w16 w16cex w16sdtdh w16sdtfl w16du wp14">
   <w:body>
     <w:p>
       <w:pPr>
@@ -25,7 +25,7 @@
         <w:ind w:firstLine="720"/>
       </w:pPr>
       <w:r>
-        <w:t>Golf is a sport where you hit a ball into a series of holes with as few strokes as possible. The two most important strokes are the drive and the putt. The drive is the first stroke used to hit the ball as far as possible from the tee box towards the hole, while the putt is the final stroke used to roll the ball into the hole on the green.</w:t>
+        <w:t>Golf is a sport where you hit a ball into a hole with as few strokes as possible. Two important strokes are drives and putts. A drive is the first stroke used to hit the ball as far as possible from the tee box towards the hole, while a putt is an attempt to  roll the ball into the hole from on the green.</w:t>
       </w:r>
     </w:p>
     <w:p>
@@ -33,7 +33,38 @@
         <w:ind w:firstLine="720"/>
       </w:pPr>
       <w:r>
-        <w:t>The PGA2022 data set has statistics with variables for driving (Average Driving Distance, Driving Accuracy Percentage, and Strokes Gained Off the Tee), putting (Average Putts Per Round, One Putt Percentage, and Strokes Gained Putts), and measured success (Scoring Average, Money, and FedexCup Points) with other variables such as Player Name, Country, and Tournament.</w:t>
+        <w:t xml:space="preserve">The PGA2022 data set has statistics with variables for driving (Average Driving Distance, Driving Accuracy Percentage, and Strokes Gained Off the Tee), putting (Average Putts Per Round, One Putt Percentage, and Strokes Gained Putting), and measured success (Scoring Average, Money won , and </w:t>
+      </w:r>
+      <w:proofErr w:type="spellStart"/>
+      <w:r>
+        <w:t>FedexCup</w:t>
+      </w:r>
+      <w:proofErr w:type="spellEnd"/>
+      <w:r>
+        <w:t xml:space="preserve"> Points). Note that each </w:t>
+      </w:r>
+      <w:proofErr w:type="gramStart"/>
+      <w:r>
+        <w:t>putt</w:t>
+      </w:r>
+      <w:proofErr w:type="gramEnd"/>
+      <w:r>
+        <w:t xml:space="preserve"> taken contributes to each of the Average Putts Per Round, Stokes Gained Putting</w:t>
+      </w:r>
+      <w:r>
+        <w:rPr>
+          <w:rStyle w:val="FootnoteReference"/>
+        </w:rPr>
+        <w:footnoteReference w:id="1"/>
+      </w:r>
+      <w:r>
+        <w:t xml:space="preserve">, and Scoring Average variables. There are 1376 rows in the dataset, with each row summarizing the results for a single golfer in one tournament. </w:t>
+      </w:r>
+      <w:r>
+        <w:t xml:space="preserve"> F</w:t>
+      </w:r>
+      <w:r>
+        <w:t>or this size sample a correlation as small as 0.055 still provides evidence of a discernible association between the two variables.</w:t>
       </w:r>
     </w:p>
     <w:p>
@@ -52,16 +83,19 @@
           <w:ilvl w:val="0"/>
           <w:numId w:val="1"/>
         </w:numPr>
-      </w:pPr>
-      <w:r>
-        <w:t>Which is a better linear predictor of money, average driving distance or average putts per round? Report the correlation.</w:t>
-      </w:r>
-    </w:p>
-    <w:p>
-      <w:pPr>
-        <w:pStyle w:val="ListParagraph"/>
-        <w:ind w:left="360"/>
-      </w:pPr>
+        <w:contextualSpacing w:val="0"/>
+      </w:pPr>
+      <w:r>
+        <w:t xml:space="preserve">Which is a better linear predictor of money, average driving distance or average putts per round? </w:t>
+      </w:r>
+      <w:proofErr w:type="gramStart"/>
+      <w:r>
+        <w:t>Report</w:t>
+      </w:r>
+      <w:proofErr w:type="gramEnd"/>
+      <w:r>
+        <w:t xml:space="preserve"> the correlation.</w:t>
+      </w:r>
     </w:p>
     <w:p>
       <w:pPr>
@@ -70,25 +104,18 @@
           <w:tab w:val="left" w:pos="2695"/>
         </w:tabs>
         <w:ind w:left="360"/>
-      </w:pPr>
-      <w:r>
-        <w:tab/>
-      </w:r>
-    </w:p>
-    <w:p>
-      <w:pPr>
-        <w:pStyle w:val="ListParagraph"/>
-        <w:numPr>
-          <w:ilvl w:val="1"/>
-          <w:numId w:val="1"/>
-        </w:numPr>
-      </w:pPr>
-      <w:r>
-        <w:t xml:space="preserve">Plot money vs the better predictor. Is the graph appropriate to represent a linear relationship? </w:t>
-      </w:r>
-    </w:p>
-    <w:p/>
-    <w:p/>
+        <w:contextualSpacing w:val="0"/>
+      </w:pPr>
+    </w:p>
+    <w:p>
+      <w:pPr>
+        <w:pStyle w:val="ListParagraph"/>
+        <w:tabs>
+          <w:tab w:val="left" w:pos="2695"/>
+        </w:tabs>
+        <w:ind w:left="360"/>
+      </w:pPr>
+    </w:p>
     <w:p>
       <w:pPr>
         <w:pStyle w:val="ListParagraph"/>
@@ -96,28 +123,18 @@
           <w:ilvl w:val="0"/>
           <w:numId w:val="1"/>
         </w:numPr>
-      </w:pPr>
-      <w:r>
-        <w:t>Which is a better linear predictor of scoring average, driving strokes gained or putting strokes gained? Report the correlation.</w:t>
-      </w:r>
-    </w:p>
-    <w:p>
-      <w:pPr>
-        <w:pStyle w:val="ListParagraph"/>
-        <w:ind w:left="360"/>
-      </w:pPr>
-    </w:p>
-    <w:p/>
-    <w:p>
-      <w:pPr>
-        <w:pStyle w:val="ListParagraph"/>
-        <w:numPr>
-          <w:ilvl w:val="1"/>
-          <w:numId w:val="1"/>
-        </w:numPr>
-      </w:pPr>
-      <w:r>
-        <w:t xml:space="preserve"> Plot scoring average vs the better predictor. Is the graph appropriate to represent a linear relationship?</w:t>
+        <w:contextualSpacing w:val="0"/>
+      </w:pPr>
+      <w:r>
+        <w:t xml:space="preserve">Which is a better linear predictor of scoring average, driving strokes gained or putting strokes gained? </w:t>
+      </w:r>
+      <w:proofErr w:type="gramStart"/>
+      <w:r>
+        <w:t>Report</w:t>
+      </w:r>
+      <w:proofErr w:type="gramEnd"/>
+      <w:r>
+        <w:t xml:space="preserve"> the correlation.</w:t>
       </w:r>
     </w:p>
     <w:p/>
@@ -129,34 +146,40 @@
           <w:ilvl w:val="0"/>
           <w:numId w:val="1"/>
         </w:numPr>
-      </w:pPr>
-      <w:r>
-        <w:t>Which is a better linear predictor of Fedex points, driving percentage or one putt percentage? Report the correlation.</w:t>
+        <w:contextualSpacing w:val="0"/>
+      </w:pPr>
+      <w:r>
+        <w:t xml:space="preserve">Which is a better linear predictor of </w:t>
+      </w:r>
+      <w:proofErr w:type="spellStart"/>
+      <w:r>
+        <w:t>Fedex</w:t>
+      </w:r>
+      <w:proofErr w:type="spellEnd"/>
+      <w:r>
+        <w:t xml:space="preserve"> points, driving percentage or one putt percentage? </w:t>
+      </w:r>
+      <w:proofErr w:type="gramStart"/>
+      <w:r>
+        <w:t>Report</w:t>
+      </w:r>
+      <w:proofErr w:type="gramEnd"/>
+      <w:r>
+        <w:t xml:space="preserve"> the correlation.</w:t>
       </w:r>
     </w:p>
     <w:p>
       <w:pPr>
         <w:pStyle w:val="ListParagraph"/>
         <w:ind w:left="360"/>
-      </w:pPr>
-    </w:p>
-    <w:p/>
-    <w:p>
-      <w:pPr>
-        <w:pStyle w:val="ListParagraph"/>
-        <w:numPr>
-          <w:ilvl w:val="1"/>
-          <w:numId w:val="1"/>
-        </w:numPr>
-      </w:pPr>
-      <w:r>
-        <w:t>Plot points vs the better predictor. Is the graph appropriate to represent a linear relationship?</w:t>
-      </w:r>
-    </w:p>
-    <w:p>
-      <w:r>
-        <w:br w:type="page"/>
-      </w:r>
+        <w:contextualSpacing w:val="0"/>
+      </w:pPr>
+    </w:p>
+    <w:p>
+      <w:pPr>
+        <w:pStyle w:val="ListParagraph"/>
+        <w:ind w:left="360"/>
+      </w:pPr>
     </w:p>
     <w:p>
       <w:pPr>
@@ -167,64 +190,24 @@
         </w:numPr>
       </w:pPr>
       <w:r>
-        <w:lastRenderedPageBreak/>
-        <w:t xml:space="preserve">Look at the correlations between the Drive Variables and the Success Variables and do the same between the Putt Variables and the Success Variables. </w:t>
-      </w:r>
-    </w:p>
-    <w:p>
-      <w:pPr>
-        <w:pStyle w:val="ListParagraph"/>
-        <w:ind w:left="360"/>
-      </w:pPr>
-    </w:p>
-    <w:p>
-      <w:pPr>
-        <w:pStyle w:val="ListParagraph"/>
-        <w:numPr>
-          <w:ilvl w:val="1"/>
-          <w:numId w:val="1"/>
-        </w:numPr>
-      </w:pPr>
-      <w:r>
-        <w:t>Between which drive variable and success variable is the correlation the strongest? Report the correlation.</w:t>
-      </w:r>
-    </w:p>
-    <w:p>
-      <w:pPr>
-        <w:pStyle w:val="ListParagraph"/>
-        <w:ind w:firstLine="360"/>
-      </w:pPr>
-    </w:p>
-    <w:p>
-      <w:pPr>
-        <w:pStyle w:val="ListParagraph"/>
-        <w:ind w:left="360"/>
-      </w:pPr>
-    </w:p>
-    <w:p>
-      <w:pPr>
-        <w:pStyle w:val="ListParagraph"/>
-        <w:ind w:left="360"/>
-      </w:pPr>
-    </w:p>
-    <w:p>
-      <w:pPr>
-        <w:pStyle w:val="ListParagraph"/>
-        <w:numPr>
-          <w:ilvl w:val="1"/>
-          <w:numId w:val="1"/>
-        </w:numPr>
-      </w:pPr>
-      <w:r>
-        <w:t>Also, between which putt variable and success variable is the correlation the strongest? Report the correlation.</w:t>
-      </w:r>
-    </w:p>
-    <w:p>
-      <w:pPr>
-        <w:pStyle w:val="ListParagraph"/>
-        <w:ind w:left="1080"/>
-      </w:pPr>
-    </w:p>
+        <w:t xml:space="preserve">Make a scatterplot for the best correlation among questions #1 - #3. Does it look like a linear </w:t>
+      </w:r>
+      <w:proofErr w:type="gramStart"/>
+      <w:r>
+        <w:t>mod</w:t>
+      </w:r>
+      <w:r>
+        <w:t xml:space="preserve">el </w:t>
+      </w:r>
+      <w:r>
+        <w:t>is</w:t>
+      </w:r>
+      <w:proofErr w:type="gramEnd"/>
+      <w:r>
+        <w:t xml:space="preserve"> appropriate for this relationship? </w:t>
+      </w:r>
+    </w:p>
+    <w:p/>
     <w:p/>
     <w:p/>
     <w:p>
@@ -236,41 +219,199 @@
         </w:numPr>
       </w:pPr>
       <w:r>
-        <w:t>Write a brief interpretation of the correlation between the drive variable and success variable and the correlation between the putt variable and success variable that you found in #4.</w:t>
-      </w:r>
-    </w:p>
-    <w:p/>
-    <w:p/>
-    <w:p/>
-    <w:p/>
-    <w:p/>
-    <w:p/>
-    <w:p/>
+        <w:br w:type="page"/>
+      </w:r>
+    </w:p>
     <w:p>
       <w:pPr>
         <w:pStyle w:val="ListParagraph"/>
         <w:numPr>
           <w:ilvl w:val="0"/>
-          <w:numId w:val="1"/>
+          <w:numId w:val="2"/>
         </w:numPr>
       </w:pPr>
       <w:r>
-        <w:t>Overall, which success variable (Points, avgScore, and Money) is the most predictable and why?</w:t>
-      </w:r>
-    </w:p>
-    <w:p/>
-    <w:p/>
-    <w:p/>
+        <w:lastRenderedPageBreak/>
+        <w:t xml:space="preserve">Look at the correlation matrix above between the Drive Variables and the Success Variables and do the same between the Putt Variables and the Success Variables. </w:t>
+      </w:r>
+    </w:p>
+    <w:p>
+      <w:pPr>
+        <w:pStyle w:val="ListParagraph"/>
+        <w:ind w:left="360"/>
+      </w:pPr>
+    </w:p>
+    <w:p>
+      <w:pPr>
+        <w:pStyle w:val="ListParagraph"/>
+        <w:numPr>
+          <w:ilvl w:val="1"/>
+          <w:numId w:val="2"/>
+        </w:numPr>
+        <w:contextualSpacing w:val="0"/>
+      </w:pPr>
+      <w:r>
+        <w:t xml:space="preserve">Between which drive variable and success variable is the correlation the strongest? </w:t>
+      </w:r>
+      <w:proofErr w:type="gramStart"/>
+      <w:r>
+        <w:t>Report</w:t>
+      </w:r>
+      <w:proofErr w:type="gramEnd"/>
+      <w:r>
+        <w:t xml:space="preserve"> the correlation.</w:t>
+      </w:r>
+    </w:p>
+    <w:p>
+      <w:pPr>
+        <w:pStyle w:val="ListParagraph"/>
+        <w:ind w:left="360"/>
+        <w:contextualSpacing w:val="0"/>
+      </w:pPr>
+    </w:p>
+    <w:p>
+      <w:pPr>
+        <w:pStyle w:val="ListParagraph"/>
+        <w:ind w:left="360"/>
+      </w:pPr>
+    </w:p>
+    <w:p>
+      <w:pPr>
+        <w:pStyle w:val="ListParagraph"/>
+        <w:numPr>
+          <w:ilvl w:val="1"/>
+          <w:numId w:val="2"/>
+        </w:numPr>
+        <w:contextualSpacing w:val="0"/>
+      </w:pPr>
+      <w:r>
+        <w:t xml:space="preserve">Also, between </w:t>
+      </w:r>
+      <w:proofErr w:type="gramStart"/>
+      <w:r>
+        <w:t>which putt</w:t>
+      </w:r>
+      <w:proofErr w:type="gramEnd"/>
+      <w:r>
+        <w:t xml:space="preserve"> variable and success variable is the correlation the </w:t>
+      </w:r>
+      <w:proofErr w:type="gramStart"/>
+      <w:r>
+        <w:t>strongest?</w:t>
+      </w:r>
+      <w:proofErr w:type="gramEnd"/>
+      <w:r>
+        <w:t xml:space="preserve"> </w:t>
+      </w:r>
+      <w:proofErr w:type="gramStart"/>
+      <w:r>
+        <w:t>Report</w:t>
+      </w:r>
+      <w:proofErr w:type="gramEnd"/>
+      <w:r>
+        <w:t xml:space="preserve"> the correlation.</w:t>
+      </w:r>
+    </w:p>
+    <w:p>
+      <w:pPr>
+        <w:pStyle w:val="ListParagraph"/>
+        <w:spacing w:after="240"/>
+        <w:ind w:left="1080"/>
+      </w:pPr>
+    </w:p>
+    <w:p>
+      <w:pPr>
+        <w:pStyle w:val="ListParagraph"/>
+        <w:ind w:left="1080"/>
+      </w:pPr>
+    </w:p>
     <w:p>
       <w:pPr>
         <w:pStyle w:val="ListParagraph"/>
         <w:numPr>
           <w:ilvl w:val="0"/>
-          <w:numId w:val="1"/>
+          <w:numId w:val="2"/>
         </w:numPr>
       </w:pPr>
       <w:r>
-        <w:t>In general, what is a better indicator of success, a player’s ability to drive a golf ball or their ability to putt a golf ball? Why do you think this?</w:t>
+        <w:t xml:space="preserve">Write a brief interpretation of the direction of association between the drive variable and success variable you found in </w:t>
+      </w:r>
+      <w:r>
+        <w:t>5</w:t>
+      </w:r>
+      <w:r>
+        <w:t xml:space="preserve">(a) </w:t>
+      </w:r>
+      <w:proofErr w:type="gramStart"/>
+      <w:r>
+        <w:t>and also</w:t>
+      </w:r>
+      <w:proofErr w:type="gramEnd"/>
+      <w:r>
+        <w:t xml:space="preserve"> between the </w:t>
+      </w:r>
+      <w:proofErr w:type="gramStart"/>
+      <w:r>
+        <w:t>putt</w:t>
+      </w:r>
+      <w:proofErr w:type="gramEnd"/>
+      <w:r>
+        <w:t xml:space="preserve"> variable and success variable in </w:t>
+      </w:r>
+      <w:r>
+        <w:t>5</w:t>
+      </w:r>
+      <w:r>
+        <w:t>(b).</w:t>
+      </w:r>
+    </w:p>
+    <w:p/>
+    <w:p/>
+    <w:p/>
+    <w:p/>
+    <w:p/>
+    <w:p>
+      <w:pPr>
+        <w:pStyle w:val="ListParagraph"/>
+        <w:numPr>
+          <w:ilvl w:val="0"/>
+          <w:numId w:val="2"/>
+        </w:numPr>
+      </w:pPr>
+      <w:r>
+        <w:t xml:space="preserve">Overall, which success variable (Points, </w:t>
+      </w:r>
+      <w:proofErr w:type="spellStart"/>
+      <w:r>
+        <w:t>avgScore</w:t>
+      </w:r>
+      <w:proofErr w:type="spellEnd"/>
+      <w:r>
+        <w:t xml:space="preserve">, and Money) is the most predictable by driving and putting results? Explain why you made this choice. </w:t>
+      </w:r>
+    </w:p>
+    <w:p/>
+    <w:p/>
+    <w:p/>
+    <w:p/>
+    <w:p>
+      <w:pPr>
+        <w:pStyle w:val="ListParagraph"/>
+        <w:numPr>
+          <w:ilvl w:val="0"/>
+          <w:numId w:val="2"/>
+        </w:numPr>
+      </w:pPr>
+      <w:r>
+        <w:t xml:space="preserve">In general, what is a better indicator of success, a player’s ability to drive a golf ball or their ability to </w:t>
+      </w:r>
+      <w:proofErr w:type="gramStart"/>
+      <w:r>
+        <w:t>putt</w:t>
+      </w:r>
+      <w:proofErr w:type="gramEnd"/>
+      <w:r>
+        <w:t xml:space="preserve"> a golf ball? Why do you think this?</w:t>
       </w:r>
     </w:p>
     <w:p/>
@@ -285,12 +426,86 @@
 </w:document>
 </file>
 
+<file path=word/endnotes.xml><?xml version="1.0" encoding="utf-8"?>
+<w:endnotes xmlns:wpc="http://schemas.microsoft.com/office/word/2010/wordprocessingCanvas" xmlns:cx="http://schemas.microsoft.com/office/drawing/2014/chartex" xmlns:cx1="http://schemas.microsoft.com/office/drawing/2015/9/8/chartex" xmlns:cx2="http://schemas.microsoft.com/office/drawing/2015/10/21/chartex" xmlns:cx3="http://schemas.microsoft.com/office/drawing/2016/5/9/chartex" xmlns:cx4="http://schemas.microsoft.com/office/drawing/2016/5/10/chartex" xmlns:cx5="http://schemas.microsoft.com/office/drawing/2016/5/11/chartex" xmlns:cx6="http://schemas.microsoft.com/office/drawing/2016/5/12/chartex" xmlns:cx7="http://schemas.microsoft.com/office/drawing/2016/5/13/chartex" xmlns:cx8="http://schemas.microsoft.com/office/drawing/2016/5/14/chartex" xmlns:mc="http://schemas.openxmlformats.org/markup-compatibility/2006" xmlns:aink="http://schemas.microsoft.com/office/drawing/2016/ink" xmlns:am3d="http://schemas.microsoft.com/office/drawing/2017/model3d" xmlns:o="urn:schemas-microsoft-com:office:office" xmlns:oel="http://schemas.microsoft.com/office/2019/extlst" xmlns:r="http://schemas.openxmlformats.org/officeDocument/2006/relationships" xmlns:m="http://schemas.openxmlformats.org/officeDocument/2006/math" xmlns:v="urn:schemas-microsoft-com:vml" xmlns:wp14="http://schemas.microsoft.com/office/word/2010/wordprocessingDrawing" xmlns:wp="http://schemas.openxmlformats.org/drawingml/2006/wordprocessingDrawing" xmlns:w10="urn:schemas-microsoft-com:office:word" xmlns:w="http://schemas.openxmlformats.org/wordprocessingml/2006/main" xmlns:w14="http://schemas.microsoft.com/office/word/2010/wordml" xmlns:w15="http://schemas.microsoft.com/office/word/2012/wordml" xmlns:w16cex="http://schemas.microsoft.com/office/word/2018/wordml/cex" xmlns:w16cid="http://schemas.microsoft.com/office/word/2016/wordml/cid" xmlns:w16="http://schemas.microsoft.com/office/word/2018/wordml" xmlns:w16du="http://schemas.microsoft.com/office/word/2023/wordml/word16du" xmlns:w16sdtdh="http://schemas.microsoft.com/office/word/2020/wordml/sdtdatahash" xmlns:w16sdtfl="http://schemas.microsoft.com/office/word/2024/wordml/sdtformatlock" xmlns:w16se="http://schemas.microsoft.com/office/word/2015/wordml/symex" xmlns:wpg="http://schemas.microsoft.com/office/word/2010/wordprocessingGroup" xmlns:wpi="http://schemas.microsoft.com/office/word/2010/wordprocessingInk" xmlns:wne="http://schemas.microsoft.com/office/word/2006/wordml" xmlns:wps="http://schemas.microsoft.com/office/word/2010/wordprocessingShape" mc:Ignorable="w14 w15 w16se w16cid w16 w16cex w16sdtdh w16sdtfl w16du wp14">
+  <w:endnote w:type="separator" w:id="-1">
+    <w:p>
+      <w:pPr>
+        <w:spacing w:after="0" w:line="240" w:lineRule="auto"/>
+      </w:pPr>
+      <w:r>
+        <w:separator/>
+      </w:r>
+    </w:p>
+  </w:endnote>
+  <w:endnote w:type="continuationSeparator" w:id="0">
+    <w:p>
+      <w:pPr>
+        <w:spacing w:after="0" w:line="240" w:lineRule="auto"/>
+      </w:pPr>
+      <w:r>
+        <w:continuationSeparator/>
+      </w:r>
+    </w:p>
+  </w:endnote>
+</w:endnotes>
+</file>
+
+<file path=word/footnotes.xml><?xml version="1.0" encoding="utf-8"?>
+<w:footnotes xmlns:wpc="http://schemas.microsoft.com/office/word/2010/wordprocessingCanvas" xmlns:cx="http://schemas.microsoft.com/office/drawing/2014/chartex" xmlns:cx1="http://schemas.microsoft.com/office/drawing/2015/9/8/chartex" xmlns:cx2="http://schemas.microsoft.com/office/drawing/2015/10/21/chartex" xmlns:cx3="http://schemas.microsoft.com/office/drawing/2016/5/9/chartex" xmlns:cx4="http://schemas.microsoft.com/office/drawing/2016/5/10/chartex" xmlns:cx5="http://schemas.microsoft.com/office/drawing/2016/5/11/chartex" xmlns:cx6="http://schemas.microsoft.com/office/drawing/2016/5/12/chartex" xmlns:cx7="http://schemas.microsoft.com/office/drawing/2016/5/13/chartex" xmlns:cx8="http://schemas.microsoft.com/office/drawing/2016/5/14/chartex" xmlns:mc="http://schemas.openxmlformats.org/markup-compatibility/2006" xmlns:aink="http://schemas.microsoft.com/office/drawing/2016/ink" xmlns:am3d="http://schemas.microsoft.com/office/drawing/2017/model3d" xmlns:o="urn:schemas-microsoft-com:office:office" xmlns:oel="http://schemas.microsoft.com/office/2019/extlst" xmlns:r="http://schemas.openxmlformats.org/officeDocument/2006/relationships" xmlns:m="http://schemas.openxmlformats.org/officeDocument/2006/math" xmlns:v="urn:schemas-microsoft-com:vml" xmlns:wp14="http://schemas.microsoft.com/office/word/2010/wordprocessingDrawing" xmlns:wp="http://schemas.openxmlformats.org/drawingml/2006/wordprocessingDrawing" xmlns:w10="urn:schemas-microsoft-com:office:word" xmlns:w="http://schemas.openxmlformats.org/wordprocessingml/2006/main" xmlns:w14="http://schemas.microsoft.com/office/word/2010/wordml" xmlns:w15="http://schemas.microsoft.com/office/word/2012/wordml" xmlns:w16cex="http://schemas.microsoft.com/office/word/2018/wordml/cex" xmlns:w16cid="http://schemas.microsoft.com/office/word/2016/wordml/cid" xmlns:w16="http://schemas.microsoft.com/office/word/2018/wordml" xmlns:w16du="http://schemas.microsoft.com/office/word/2023/wordml/word16du" xmlns:w16sdtdh="http://schemas.microsoft.com/office/word/2020/wordml/sdtdatahash" xmlns:w16sdtfl="http://schemas.microsoft.com/office/word/2024/wordml/sdtformatlock" xmlns:w16se="http://schemas.microsoft.com/office/word/2015/wordml/symex" xmlns:wpg="http://schemas.microsoft.com/office/word/2010/wordprocessingGroup" xmlns:wpi="http://schemas.microsoft.com/office/word/2010/wordprocessingInk" xmlns:wne="http://schemas.microsoft.com/office/word/2006/wordml" xmlns:wps="http://schemas.microsoft.com/office/word/2010/wordprocessingShape" mc:Ignorable="w14 w15 w16se w16cid w16 w16cex w16sdtdh w16sdtfl w16du wp14">
+  <w:footnote w:type="separator" w:id="-1">
+    <w:p>
+      <w:pPr>
+        <w:spacing w:after="0" w:line="240" w:lineRule="auto"/>
+      </w:pPr>
+      <w:r>
+        <w:separator/>
+      </w:r>
+    </w:p>
+  </w:footnote>
+  <w:footnote w:type="continuationSeparator" w:id="0">
+    <w:p>
+      <w:pPr>
+        <w:spacing w:after="0" w:line="240" w:lineRule="auto"/>
+      </w:pPr>
+      <w:r>
+        <w:continuationSeparator/>
+      </w:r>
+    </w:p>
+  </w:footnote>
+  <w:footnote w:id="1">
+    <w:p>
+      <w:pPr>
+        <w:pStyle w:val="FootnoteText"/>
+      </w:pPr>
+      <w:r>
+        <w:rPr>
+          <w:rStyle w:val="FootnoteReference"/>
+        </w:rPr>
+        <w:footnoteRef/>
+      </w:r>
+      <w:r>
+        <w:t xml:space="preserve"> To compute strokes gained a player’s performance is compared to what an average player does. For example, pro players who are on the green 10 feet from the hole might average 1.61 putts to get the ball in the hole.  If a player makes a putt from 10 feet, they  gain 1.61-1=0.61 strokes putting.  If they miss the first putt and make the second they will “gain”  1.61-2=-0.39 strokes putting (which is </w:t>
+      </w:r>
+      <w:proofErr w:type="gramStart"/>
+      <w:r>
+        <w:t>actually a</w:t>
+      </w:r>
+      <w:proofErr w:type="gramEnd"/>
+      <w:r>
+        <w:t xml:space="preserve"> loss). . </w:t>
+      </w:r>
+    </w:p>
+  </w:footnote>
+</w:footnotes>
+</file>
+
 <file path=word/numbering.xml><?xml version="1.0" encoding="utf-8"?>
-<w:numbering xmlns:wpc="http://schemas.microsoft.com/office/word/2010/wordprocessingCanvas" xmlns:cx="http://schemas.microsoft.com/office/drawing/2014/chartex" xmlns:cx1="http://schemas.microsoft.com/office/drawing/2015/9/8/chartex" xmlns:cx2="http://schemas.microsoft.com/office/drawing/2015/10/21/chartex" xmlns:cx3="http://schemas.microsoft.com/office/drawing/2016/5/9/chartex" xmlns:cx4="http://schemas.microsoft.com/office/drawing/2016/5/10/chartex" xmlns:cx5="http://schemas.microsoft.com/office/drawing/2016/5/11/chartex" xmlns:cx6="http://schemas.microsoft.com/office/drawing/2016/5/12/chartex" xmlns:cx7="http://schemas.microsoft.com/office/drawing/2016/5/13/chartex" xmlns:cx8="http://schemas.microsoft.com/office/drawing/2016/5/14/chartex" xmlns:mc="http://schemas.openxmlformats.org/markup-compatibility/2006" xmlns:aink="http://schemas.microsoft.com/office/drawing/2016/ink" xmlns:am3d="http://schemas.microsoft.com/office/drawing/2017/model3d" xmlns:o="urn:schemas-microsoft-com:office:office" xmlns:oel="http://schemas.microsoft.com/office/2019/extlst" xmlns:r="http://schemas.openxmlformats.org/officeDocument/2006/relationships" xmlns:m="http://schemas.openxmlformats.org/officeDocument/2006/math" xmlns:v="urn:schemas-microsoft-com:vml" xmlns:wp14="http://schemas.microsoft.com/office/word/2010/wordprocessingDrawing" xmlns:wp="http://schemas.openxmlformats.org/drawingml/2006/wordprocessingDrawing" xmlns:w10="urn:schemas-microsoft-com:office:word" xmlns:w="http://schemas.openxmlformats.org/wordprocessingml/2006/main" xmlns:w14="http://schemas.microsoft.com/office/word/2010/wordml" xmlns:w15="http://schemas.microsoft.com/office/word/2012/wordml" xmlns:w16cex="http://schemas.microsoft.com/office/word/2018/wordml/cex" xmlns:w16cid="http://schemas.microsoft.com/office/word/2016/wordml/cid" xmlns:w16="http://schemas.microsoft.com/office/word/2018/wordml" xmlns:w16du="http://schemas.microsoft.com/office/word/2023/wordml/word16du" xmlns:w16sdtdh="http://schemas.microsoft.com/office/word/2020/wordml/sdtdatahash" xmlns:w16se="http://schemas.microsoft.com/office/word/2015/wordml/symex" xmlns:wpg="http://schemas.microsoft.com/office/word/2010/wordprocessingGroup" xmlns:wpi="http://schemas.microsoft.com/office/word/2010/wordprocessingInk" xmlns:wne="http://schemas.microsoft.com/office/word/2006/wordml" xmlns:wps="http://schemas.microsoft.com/office/word/2010/wordprocessingShape" mc:Ignorable="w14 w15 w16se w16cid w16 w16cex w16sdtdh wp14">
+<w:numbering xmlns:wpc="http://schemas.microsoft.com/office/word/2010/wordprocessingCanvas" xmlns:cx="http://schemas.microsoft.com/office/drawing/2014/chartex" xmlns:cx1="http://schemas.microsoft.com/office/drawing/2015/9/8/chartex" xmlns:cx2="http://schemas.microsoft.com/office/drawing/2015/10/21/chartex" xmlns:cx3="http://schemas.microsoft.com/office/drawing/2016/5/9/chartex" xmlns:cx4="http://schemas.microsoft.com/office/drawing/2016/5/10/chartex" xmlns:cx5="http://schemas.microsoft.com/office/drawing/2016/5/11/chartex" xmlns:cx6="http://schemas.microsoft.com/office/drawing/2016/5/12/chartex" xmlns:cx7="http://schemas.microsoft.com/office/drawing/2016/5/13/chartex" xmlns:cx8="http://schemas.microsoft.com/office/drawing/2016/5/14/chartex" xmlns:mc="http://schemas.openxmlformats.org/markup-compatibility/2006" xmlns:aink="http://schemas.microsoft.com/office/drawing/2016/ink" xmlns:am3d="http://schemas.microsoft.com/office/drawing/2017/model3d" xmlns:o="urn:schemas-microsoft-com:office:office" xmlns:oel="http://schemas.microsoft.com/office/2019/extlst" xmlns:r="http://schemas.openxmlformats.org/officeDocument/2006/relationships" xmlns:m="http://schemas.openxmlformats.org/officeDocument/2006/math" xmlns:v="urn:schemas-microsoft-com:vml" xmlns:wp14="http://schemas.microsoft.com/office/word/2010/wordprocessingDrawing" xmlns:wp="http://schemas.openxmlformats.org/drawingml/2006/wordprocessingDrawing" xmlns:w10="urn:schemas-microsoft-com:office:word" xmlns:w="http://schemas.openxmlformats.org/wordprocessingml/2006/main" xmlns:w14="http://schemas.microsoft.com/office/word/2010/wordml" xmlns:w15="http://schemas.microsoft.com/office/word/2012/wordml" xmlns:w16cex="http://schemas.microsoft.com/office/word/2018/wordml/cex" xmlns:w16cid="http://schemas.microsoft.com/office/word/2016/wordml/cid" xmlns:w16="http://schemas.microsoft.com/office/word/2018/wordml" xmlns:w16du="http://schemas.microsoft.com/office/word/2023/wordml/word16du" xmlns:w16sdtdh="http://schemas.microsoft.com/office/word/2020/wordml/sdtdatahash" xmlns:w16sdtfl="http://schemas.microsoft.com/office/word/2024/wordml/sdtformatlock" xmlns:w16se="http://schemas.microsoft.com/office/word/2015/wordml/symex" xmlns:wpg="http://schemas.microsoft.com/office/word/2010/wordprocessingGroup" xmlns:wpi="http://schemas.microsoft.com/office/word/2010/wordprocessingInk" xmlns:wne="http://schemas.microsoft.com/office/word/2006/wordml" xmlns:wps="http://schemas.microsoft.com/office/word/2010/wordprocessingShape" mc:Ignorable="w14 w15 w16se w16cid w16 w16cex w16sdtdh w16sdtfl w16du wp14">
   <w:abstractNum w:abstractNumId="0" w15:restartNumberingAfterBreak="0">
     <w:nsid w:val="530773AC"/>
     <w:multiLevelType w:val="hybridMultilevel"/>
-    <w:tmpl w:val="12AA51B0"/>
+    <w:tmpl w:val="33C0A17A"/>
     <w:lvl w:ilvl="0" w:tplc="0409000F">
       <w:start w:val="1"/>
       <w:numFmt w:val="decimal"/>
@@ -376,14 +591,106 @@
       </w:pPr>
     </w:lvl>
   </w:abstractNum>
+  <w:abstractNum w:abstractNumId="1" w15:restartNumberingAfterBreak="0">
+    <w:nsid w:val="7EAE29AC"/>
+    <w:multiLevelType w:val="hybridMultilevel"/>
+    <w:tmpl w:val="EF16C820"/>
+    <w:lvl w:ilvl="0" w:tplc="D42C1E8A">
+      <w:start w:val="5"/>
+      <w:numFmt w:val="decimal"/>
+      <w:lvlText w:val="%1."/>
+      <w:lvlJc w:val="left"/>
+      <w:pPr>
+        <w:ind w:left="360" w:hanging="360"/>
+      </w:pPr>
+      <w:rPr>
+        <w:rFonts w:hint="default"/>
+      </w:rPr>
+    </w:lvl>
+    <w:lvl w:ilvl="1" w:tplc="04090019">
+      <w:start w:val="1"/>
+      <w:numFmt w:val="lowerLetter"/>
+      <w:lvlText w:val="%2."/>
+      <w:lvlJc w:val="left"/>
+      <w:pPr>
+        <w:ind w:left="1440" w:hanging="360"/>
+      </w:pPr>
+    </w:lvl>
+    <w:lvl w:ilvl="2" w:tplc="0409001B" w:tentative="1">
+      <w:start w:val="1"/>
+      <w:numFmt w:val="lowerRoman"/>
+      <w:lvlText w:val="%3."/>
+      <w:lvlJc w:val="right"/>
+      <w:pPr>
+        <w:ind w:left="2160" w:hanging="180"/>
+      </w:pPr>
+    </w:lvl>
+    <w:lvl w:ilvl="3" w:tplc="0409000F" w:tentative="1">
+      <w:start w:val="1"/>
+      <w:numFmt w:val="decimal"/>
+      <w:lvlText w:val="%4."/>
+      <w:lvlJc w:val="left"/>
+      <w:pPr>
+        <w:ind w:left="2880" w:hanging="360"/>
+      </w:pPr>
+    </w:lvl>
+    <w:lvl w:ilvl="4" w:tplc="04090019" w:tentative="1">
+      <w:start w:val="1"/>
+      <w:numFmt w:val="lowerLetter"/>
+      <w:lvlText w:val="%5."/>
+      <w:lvlJc w:val="left"/>
+      <w:pPr>
+        <w:ind w:left="3600" w:hanging="360"/>
+      </w:pPr>
+    </w:lvl>
+    <w:lvl w:ilvl="5" w:tplc="0409001B" w:tentative="1">
+      <w:start w:val="1"/>
+      <w:numFmt w:val="lowerRoman"/>
+      <w:lvlText w:val="%6."/>
+      <w:lvlJc w:val="right"/>
+      <w:pPr>
+        <w:ind w:left="4320" w:hanging="180"/>
+      </w:pPr>
+    </w:lvl>
+    <w:lvl w:ilvl="6" w:tplc="0409000F" w:tentative="1">
+      <w:start w:val="1"/>
+      <w:numFmt w:val="decimal"/>
+      <w:lvlText w:val="%7."/>
+      <w:lvlJc w:val="left"/>
+      <w:pPr>
+        <w:ind w:left="5040" w:hanging="360"/>
+      </w:pPr>
+    </w:lvl>
+    <w:lvl w:ilvl="7" w:tplc="04090019" w:tentative="1">
+      <w:start w:val="1"/>
+      <w:numFmt w:val="lowerLetter"/>
+      <w:lvlText w:val="%8."/>
+      <w:lvlJc w:val="left"/>
+      <w:pPr>
+        <w:ind w:left="5760" w:hanging="360"/>
+      </w:pPr>
+    </w:lvl>
+    <w:lvl w:ilvl="8" w:tplc="0409001B" w:tentative="1">
+      <w:start w:val="1"/>
+      <w:numFmt w:val="lowerRoman"/>
+      <w:lvlText w:val="%9."/>
+      <w:lvlJc w:val="right"/>
+      <w:pPr>
+        <w:ind w:left="6480" w:hanging="180"/>
+      </w:pPr>
+    </w:lvl>
+  </w:abstractNum>
   <w:num w:numId="1" w16cid:durableId="270288868">
     <w:abstractNumId w:val="0"/>
+  </w:num>
+  <w:num w:numId="2" w16cid:durableId="1844394407">
+    <w:abstractNumId w:val="1"/>
   </w:num>
 </w:numbering>
 </file>
 
 <file path=word/styles.xml><?xml version="1.0" encoding="utf-8"?>
-<w:styles xmlns:mc="http://schemas.openxmlformats.org/markup-compatibility/2006" xmlns:r="http://schemas.openxmlformats.org/officeDocument/2006/relationships" xmlns:w="http://schemas.openxmlformats.org/wordprocessingml/2006/main" xmlns:w14="http://schemas.microsoft.com/office/word/2010/wordml" xmlns:w15="http://schemas.microsoft.com/office/word/2012/wordml" xmlns:w16cex="http://schemas.microsoft.com/office/word/2018/wordml/cex" xmlns:w16cid="http://schemas.microsoft.com/office/word/2016/wordml/cid" xmlns:w16="http://schemas.microsoft.com/office/word/2018/wordml" xmlns:w16sdtdh="http://schemas.microsoft.com/office/word/2020/wordml/sdtdatahash" xmlns:w16se="http://schemas.microsoft.com/office/word/2015/wordml/symex" mc:Ignorable="w14 w15 w16se w16cid w16 w16cex w16sdtdh">
+<w:styles xmlns:mc="http://schemas.openxmlformats.org/markup-compatibility/2006" xmlns:r="http://schemas.openxmlformats.org/officeDocument/2006/relationships" xmlns:w="http://schemas.openxmlformats.org/wordprocessingml/2006/main" xmlns:w14="http://schemas.microsoft.com/office/word/2010/wordml" xmlns:w15="http://schemas.microsoft.com/office/word/2012/wordml" xmlns:w16cex="http://schemas.microsoft.com/office/word/2018/wordml/cex" xmlns:w16cid="http://schemas.microsoft.com/office/word/2016/wordml/cid" xmlns:w16="http://schemas.microsoft.com/office/word/2018/wordml" xmlns:w16du="http://schemas.microsoft.com/office/word/2023/wordml/word16du" xmlns:w16sdtdh="http://schemas.microsoft.com/office/word/2020/wordml/sdtdatahash" xmlns:w16sdtfl="http://schemas.microsoft.com/office/word/2024/wordml/sdtformatlock" xmlns:w16se="http://schemas.microsoft.com/office/word/2015/wordml/symex" mc:Ignorable="w14 w15 w16se w16cid w16 w16cex w16sdtdh w16sdtfl w16du">
   <w:docDefaults>
     <w:rPrDefault>
       <w:rPr>
@@ -822,6 +1129,45 @@
       <w:contextualSpacing/>
     </w:pPr>
   </w:style>
+  <w:style w:type="paragraph" w:styleId="FootnoteText">
+    <w:name w:val="footnote text"/>
+    <w:basedOn w:val="Normal"/>
+    <w:link w:val="FootnoteTextChar"/>
+    <w:uiPriority w:val="99"/>
+    <w:semiHidden/>
+    <w:unhideWhenUsed/>
+    <w:rsid w:val="00322743"/>
+    <w:pPr>
+      <w:spacing w:after="0" w:line="240" w:lineRule="auto"/>
+    </w:pPr>
+    <w:rPr>
+      <w:sz w:val="20"/>
+      <w:szCs w:val="20"/>
+    </w:rPr>
+  </w:style>
+  <w:style w:type="character" w:customStyle="1" w:styleId="FootnoteTextChar">
+    <w:name w:val="Footnote Text Char"/>
+    <w:basedOn w:val="DefaultParagraphFont"/>
+    <w:link w:val="FootnoteText"/>
+    <w:uiPriority w:val="99"/>
+    <w:semiHidden/>
+    <w:rsid w:val="00322743"/>
+    <w:rPr>
+      <w:sz w:val="20"/>
+      <w:szCs w:val="20"/>
+    </w:rPr>
+  </w:style>
+  <w:style w:type="character" w:styleId="FootnoteReference">
+    <w:name w:val="footnote reference"/>
+    <w:basedOn w:val="DefaultParagraphFont"/>
+    <w:uiPriority w:val="99"/>
+    <w:semiHidden/>
+    <w:unhideWhenUsed/>
+    <w:rsid w:val="00322743"/>
+    <w:rPr>
+      <w:vertAlign w:val="superscript"/>
+    </w:rPr>
+  </w:style>
 </w:styles>
 </file>
 
